--- a/задание 1 медиасофт.docx
+++ b/задание 1 медиасофт.docx
@@ -24,6 +24,71 @@
     </w:p>
     <w:p>
       <w:pPr>
+        <w:jc w:val="center"/>
+        <w:rPr>
+          <w:rFonts w:ascii="Times New Roman" w:hAnsi="Times New Roman" w:cs="Times New Roman"/>
+          <w:sz w:val="28"/>
+          <w:szCs w:val="28"/>
+        </w:rPr>
+      </w:pPr>
+      <w:r>
+        <w:rPr>
+          <w:rFonts w:ascii="Times New Roman" w:hAnsi="Times New Roman" w:cs="Times New Roman"/>
+          <w:sz w:val="28"/>
+          <w:szCs w:val="28"/>
+        </w:rPr>
+        <w:t>Выполнил</w:t>
+      </w:r>
+      <w:r>
+        <w:rPr>
+          <w:rFonts w:ascii="Times New Roman" w:hAnsi="Times New Roman" w:cs="Times New Roman"/>
+          <w:sz w:val="28"/>
+          <w:szCs w:val="28"/>
+          <w:lang w:val="en-US"/>
+        </w:rPr>
+        <w:t>:</w:t>
+      </w:r>
+      <w:r>
+        <w:rPr>
+          <w:rFonts w:ascii="Times New Roman" w:hAnsi="Times New Roman" w:cs="Times New Roman"/>
+          <w:sz w:val="28"/>
+          <w:szCs w:val="28"/>
+        </w:rPr>
+        <w:t xml:space="preserve"> </w:t>
+      </w:r>
+      <w:proofErr w:type="spellStart"/>
+      <w:r>
+        <w:rPr>
+          <w:rFonts w:ascii="Times New Roman" w:hAnsi="Times New Roman" w:cs="Times New Roman"/>
+          <w:sz w:val="28"/>
+          <w:szCs w:val="28"/>
+        </w:rPr>
+        <w:t>Неткасов</w:t>
+      </w:r>
+      <w:proofErr w:type="spellEnd"/>
+      <w:r>
+        <w:rPr>
+          <w:rFonts w:ascii="Times New Roman" w:hAnsi="Times New Roman" w:cs="Times New Roman"/>
+          <w:sz w:val="28"/>
+          <w:szCs w:val="28"/>
+        </w:rPr>
+        <w:t xml:space="preserve"> </w:t>
+      </w:r>
+      <w:proofErr w:type="spellStart"/>
+      <w:r>
+        <w:rPr>
+          <w:rFonts w:ascii="Times New Roman" w:hAnsi="Times New Roman" w:cs="Times New Roman"/>
+          <w:sz w:val="28"/>
+          <w:szCs w:val="28"/>
+        </w:rPr>
+        <w:t>Данис</w:t>
+      </w:r>
+      <w:bookmarkStart w:id="0" w:name="_GoBack"/>
+      <w:bookmarkEnd w:id="0"/>
+      <w:proofErr w:type="spellEnd"/>
+    </w:p>
+    <w:p>
+      <w:pPr>
         <w:shd w:val="clear" w:color="auto" w:fill="FFFFFF"/>
         <w:spacing w:before="100" w:beforeAutospacing="1" w:after="240" w:line="240" w:lineRule="auto"/>
         <w:rPr>
@@ -649,6 +714,7 @@
           <w:szCs w:val="28"/>
           <w:lang w:eastAsia="ru-RU"/>
         </w:rPr>
+        <w:lastRenderedPageBreak/>
         <w:t>Автоматизация и снижение издержек:</w:t>
       </w:r>
       <w:r>
@@ -701,7 +767,6 @@
           <w:szCs w:val="28"/>
           <w:lang w:eastAsia="ru-RU"/>
         </w:rPr>
-        <w:lastRenderedPageBreak/>
         <w:t>Увеличение пожизненной ценности клиента (LTV):</w:t>
       </w:r>
       <w:r>
@@ -1327,8 +1392,6 @@
           <w:lang w:eastAsia="ru-RU"/>
         </w:rPr>
       </w:pPr>
-      <w:bookmarkStart w:id="0" w:name="_GoBack"/>
-      <w:bookmarkEnd w:id="0"/>
       <w:proofErr w:type="spellStart"/>
       <w:r>
         <w:rPr>
@@ -1340,7 +1403,6 @@
           <w:szCs w:val="28"/>
           <w:lang w:eastAsia="ru-RU"/>
         </w:rPr>
-        <w:lastRenderedPageBreak/>
         <w:t>User</w:t>
       </w:r>
       <w:proofErr w:type="spellEnd"/>
@@ -2073,6 +2135,7 @@
           <w:szCs w:val="28"/>
           <w:lang w:eastAsia="ru-RU"/>
         </w:rPr>
+        <w:lastRenderedPageBreak/>
         <w:t>Проведено интеграционное тестирование со всеми необходимыми провайдерами и платёжными шлюзами.</w:t>
       </w:r>
     </w:p>
@@ -2101,7 +2164,6 @@
           <w:szCs w:val="28"/>
           <w:lang w:eastAsia="ru-RU"/>
         </w:rPr>
-        <w:lastRenderedPageBreak/>
         <w:t>Функциональность успешно протестирована на соответствие требованиям к производительности и нагрузке.</w:t>
       </w:r>
     </w:p>
